--- a/docs/samples/styled-sample.docx
+++ b/docs/samples/styled-sample.docx
@@ -6,8 +6,8 @@
       <w:r>
         <w:rPr>
           <w:b/>
+          <w:color w:val="FF0000"/>
           <w:sz w:val="28"/>
-          <w:color w:val="FF0000"/>
         </w:rPr>
         <w:t>Red bold</w:t>
       </w:r>
